--- a/pr-preview/pr-285/variance-covariance.docx
+++ b/pr-preview/pr-285/variance-covariance.docx
@@ -15,7 +15,7 @@
         <w:pStyle w:val="Date"/>
       </w:pPr>
       <w:r>
-        <w:t xml:space="preserve">Last modified: 2026-10-29 14:25:41 (PDT)</w:t>
+        <w:t xml:space="preserve">Last modified: 2026-10-29 14:38:08 (PDT)</w:t>
       </w:r>
     </w:p>
     <w:bookmarkStart w:id="28" w:name="sec-deviation"/>
@@ -2755,7 +2755,7 @@
     </w:p>
     <w:bookmarkEnd w:id="27"/>
     <w:bookmarkEnd w:id="28"/>
-    <w:bookmarkStart w:id="63" w:name="variance-and-related-characteristics"/>
+    <w:bookmarkStart w:id="65" w:name="variance-and-related-characteristics"/>
     <w:p>
       <w:pPr>
         <w:pStyle w:val="Heading2"/>
@@ -15212,17 +15212,7 @@
       </m:oMathPara>
     </w:p>
     <w:bookmarkEnd w:id="62"/>
-    <w:bookmarkEnd w:id="63"/>
-    <w:bookmarkStart w:id="70" w:name="sec-best-constant-prediction"/>
-    <w:p>
-      <w:pPr>
-        <w:pStyle w:val="Heading2"/>
-      </w:pPr>
-      <w:r>
-        <w:t xml:space="preserve">3 The best constant prediction</w:t>
-      </w:r>
-    </w:p>
-    <w:bookmarkStart w:id="65" w:name="thm-constant-prediction-decompose"/>
+    <w:bookmarkStart w:id="63" w:name="lem-second-moment-variance"/>
     <w:p>
       <w:pPr>
         <w:pStyle w:val="FirstParagraph"/>
@@ -15232,65 +15222,99 @@
           <w:b/>
           <w:bCs/>
         </w:rPr>
-        <w:t xml:space="preserve">Theorem 5 (Expected squared error of a constant prediction)</w:t>
-      </w:r>
-      <w:r>
-        <w:t xml:space="preserve"> </w:t>
-      </w:r>
-      <w:r>
-        <w:t xml:space="preserve">Let</w:t>
-      </w:r>
+        <w:t xml:space="preserve">Lemma 1 (The second moment is the variance plus the squared mean)</w:t>
+      </w:r>
+      <w:r>
+        <w:t xml:space="preserve"> </w:t>
+      </w:r>
+      <w:r>
+        <w:t xml:space="preserve">For any</w:t>
+      </w:r>
+      <w:r>
+        <w:t xml:space="preserve"> </w:t>
+      </w:r>
+      <w:hyperlink r:id="rId42">
+        <w:r>
+          <w:rPr>
+            <w:rStyle w:val="Hyperlink"/>
+          </w:rPr>
+          <w:t xml:space="preserve">random variable</w:t>
+        </w:r>
+      </w:hyperlink>
       <w:r>
         <w:t xml:space="preserve"> </w:t>
       </w:r>
       <m:oMath>
         <m:r>
-          <m:t>Y</m:t>
+          <m:t>Z</m:t>
         </m:r>
       </m:oMath>
       <w:r>
         <w:t xml:space="preserve"> </w:t>
       </w:r>
       <w:r>
-        <w:t xml:space="preserve">be a random variable with mean</w:t>
+        <w:t xml:space="preserve">with</w:t>
       </w:r>
       <w:r>
         <w:t xml:space="preserve"> </w:t>
       </w:r>
       <m:oMath>
         <m:r>
-          <m:t>μ</m:t>
+          <m:rPr>
+            <m:scr m:val="double-struck"/>
+            <m:sty m:val="p"/>
+          </m:rPr>
+          <m:t>E</m:t>
+        </m:r>
+        <m:r>
+          <m:t>​</m:t>
+        </m:r>
+        <m:d>
+          <m:dPr>
+            <m:begChr m:val="["/>
+            <m:sepChr m:val=""/>
+            <m:endChr m:val="]"/>
+            <m:grow/>
+          </m:dPr>
+          <m:e>
+            <m:sSup>
+              <m:e>
+                <m:r>
+                  <m:t>Z</m:t>
+                </m:r>
+              </m:e>
+              <m:sup>
+                <m:r>
+                  <m:t>2</m:t>
+                </m:r>
+              </m:sup>
+            </m:sSup>
+          </m:e>
+        </m:d>
+        <m:r>
+          <m:t>​</m:t>
+        </m:r>
+        <m:r>
+          <m:rPr>
+            <m:sty m:val="p"/>
+          </m:rPr>
+          <m:t>&lt;</m:t>
+        </m:r>
+        <m:r>
+          <m:rPr>
+            <m:sty m:val="p"/>
+          </m:rPr>
+          <m:t>∞</m:t>
         </m:r>
       </m:oMath>
       <w:r>
-        <w:t xml:space="preserve"> </w:t>
-      </w:r>
-      <w:r>
-        <w:t xml:space="preserve">and finite variance.</w:t>
-      </w:r>
-      <w:r>
-        <w:t xml:space="preserve"> </w:t>
-      </w:r>
-      <w:r>
-        <w:t xml:space="preserve">Then for every number</w:t>
-      </w:r>
-      <w:r>
-        <w:t xml:space="preserve"> </w:t>
-      </w:r>
-      <m:oMath>
-        <m:r>
-          <m:t>c</m:t>
-        </m:r>
-      </m:oMath>
-      <w:r>
-        <w:t xml:space="preserve">,</w:t>
+        <w:t xml:space="preserve">:</w:t>
       </w:r>
     </w:p>
     <w:p>
       <w:pPr>
         <w:pStyle w:val="BodyText"/>
       </w:pPr>
-      <w:bookmarkStart w:id="64" w:name="eq-constant-prediction-decompose"/>
       <m:oMathPara>
         <m:oMathParaPr>
           <m:jc m:val="center"/>
@@ -15317,32 +15341,7 @@
               <m:sSup>
                 <m:e>
                   <m:r>
-                    <m:t>​</m:t>
-                  </m:r>
-                  <m:d>
-                    <m:dPr>
-                      <m:begChr m:val="("/>
-                      <m:sepChr m:val=""/>
-                      <m:endChr m:val=")"/>
-                      <m:grow/>
-                    </m:dPr>
-                    <m:e>
-                      <m:r>
-                        <m:t>Y</m:t>
-                      </m:r>
-                      <m:r>
-                        <m:rPr>
-                          <m:sty m:val="p"/>
-                        </m:rPr>
-                        <m:t>−</m:t>
-                      </m:r>
-                      <m:r>
-                        <m:t>c</m:t>
-                      </m:r>
-                    </m:e>
-                  </m:d>
-                  <m:r>
-                    <m:t>​</m:t>
+                    <m:t>Z</m:t>
                   </m:r>
                 </m:e>
                 <m:sup>
@@ -15380,6 +15379,995 @@
             </m:dPr>
             <m:e>
               <m:r>
+                <m:t>Z</m:t>
+              </m:r>
+            </m:e>
+          </m:d>
+          <m:r>
+            <m:t>​</m:t>
+          </m:r>
+          <m:r>
+            <m:rPr>
+              <m:sty m:val="p"/>
+            </m:rPr>
+            <m:t>+</m:t>
+          </m:r>
+          <m:sSup>
+            <m:e>
+              <m:r>
+                <m:t>​</m:t>
+              </m:r>
+              <m:d>
+                <m:dPr>
+                  <m:begChr m:val="("/>
+                  <m:sepChr m:val=""/>
+                  <m:endChr m:val=")"/>
+                  <m:grow/>
+                </m:dPr>
+                <m:e>
+                  <m:r>
+                    <m:rPr>
+                      <m:scr m:val="double-struck"/>
+                      <m:sty m:val="p"/>
+                    </m:rPr>
+                    <m:t>E</m:t>
+                  </m:r>
+                  <m:r>
+                    <m:t>​</m:t>
+                  </m:r>
+                  <m:d>
+                    <m:dPr>
+                      <m:begChr m:val="["/>
+                      <m:sepChr m:val=""/>
+                      <m:endChr m:val="]"/>
+                      <m:grow/>
+                    </m:dPr>
+                    <m:e>
+                      <m:r>
+                        <m:t>Z</m:t>
+                      </m:r>
+                    </m:e>
+                  </m:d>
+                  <m:r>
+                    <m:t>​</m:t>
+                  </m:r>
+                </m:e>
+              </m:d>
+              <m:r>
+                <m:t>​</m:t>
+              </m:r>
+            </m:e>
+            <m:sup>
+              <m:r>
+                <m:t>2</m:t>
+              </m:r>
+            </m:sup>
+          </m:sSup>
+        </m:oMath>
+      </m:oMathPara>
+    </w:p>
+    <w:bookmarkEnd w:id="63"/>
+    <w:p>
+      <w:pPr>
+        <w:pStyle w:val="FirstParagraph"/>
+      </w:pPr>
+      <w:r>
+        <w:rPr>
+          <w:i/>
+          <w:iCs/>
+        </w:rPr>
+        <w:t xml:space="preserve">Proof</w:t>
+      </w:r>
+      <w:r>
+        <w:t xml:space="preserve">. </w:t>
+      </w:r>
+      <w:r>
+        <w:t xml:space="preserve">Add</w:t>
+      </w:r>
+      <w:r>
+        <w:t xml:space="preserve"> </w:t>
+      </w:r>
+      <m:oMath>
+        <m:sSup>
+          <m:e>
+            <m:r>
+              <m:t>​</m:t>
+            </m:r>
+            <m:d>
+              <m:dPr>
+                <m:begChr m:val="("/>
+                <m:sepChr m:val=""/>
+                <m:endChr m:val=")"/>
+                <m:grow/>
+              </m:dPr>
+              <m:e>
+                <m:r>
+                  <m:rPr>
+                    <m:scr m:val="double-struck"/>
+                    <m:sty m:val="p"/>
+                  </m:rPr>
+                  <m:t>E</m:t>
+                </m:r>
+                <m:r>
+                  <m:t>​</m:t>
+                </m:r>
+                <m:d>
+                  <m:dPr>
+                    <m:begChr m:val="["/>
+                    <m:sepChr m:val=""/>
+                    <m:endChr m:val="]"/>
+                    <m:grow/>
+                  </m:dPr>
+                  <m:e>
+                    <m:r>
+                      <m:t>Z</m:t>
+                    </m:r>
+                  </m:e>
+                </m:d>
+                <m:r>
+                  <m:t>​</m:t>
+                </m:r>
+              </m:e>
+            </m:d>
+            <m:r>
+              <m:t>​</m:t>
+            </m:r>
+          </m:e>
+          <m:sup>
+            <m:r>
+              <m:t>2</m:t>
+            </m:r>
+          </m:sup>
+        </m:sSup>
+      </m:oMath>
+      <w:r>
+        <w:t xml:space="preserve"> </w:t>
+      </w:r>
+      <w:r>
+        <w:t xml:space="preserve">to both sides of the</w:t>
+      </w:r>
+      <w:r>
+        <w:t xml:space="preserve"> </w:t>
+      </w:r>
+      <w:hyperlink w:anchor="thm-variance">
+        <w:r>
+          <w:rPr>
+            <w:rStyle w:val="Hyperlink"/>
+          </w:rPr>
+          <w:t xml:space="preserve">simplified expression for variance</w:t>
+        </w:r>
+      </w:hyperlink>
+      <w:r>
+        <w:t xml:space="preserve">,</w:t>
+      </w:r>
+      <w:r>
+        <w:t xml:space="preserve"> </w:t>
+      </w:r>
+      <m:oMath>
+        <m:r>
+          <m:rPr>
+            <m:sty m:val="p"/>
+          </m:rPr>
+          <m:t>Var</m:t>
+        </m:r>
+        <m:r>
+          <m:t>​</m:t>
+        </m:r>
+        <m:d>
+          <m:dPr>
+            <m:begChr m:val="("/>
+            <m:sepChr m:val=""/>
+            <m:endChr m:val=")"/>
+            <m:grow/>
+          </m:dPr>
+          <m:e>
+            <m:r>
+              <m:t>Z</m:t>
+            </m:r>
+          </m:e>
+        </m:d>
+        <m:r>
+          <m:t>​</m:t>
+        </m:r>
+        <m:r>
+          <m:rPr>
+            <m:sty m:val="p"/>
+          </m:rPr>
+          <m:t>=</m:t>
+        </m:r>
+        <m:r>
+          <m:rPr>
+            <m:scr m:val="double-struck"/>
+            <m:sty m:val="p"/>
+          </m:rPr>
+          <m:t>E</m:t>
+        </m:r>
+        <m:r>
+          <m:t>​</m:t>
+        </m:r>
+        <m:d>
+          <m:dPr>
+            <m:begChr m:val="["/>
+            <m:sepChr m:val=""/>
+            <m:endChr m:val="]"/>
+            <m:grow/>
+          </m:dPr>
+          <m:e>
+            <m:sSup>
+              <m:e>
+                <m:r>
+                  <m:t>Z</m:t>
+                </m:r>
+              </m:e>
+              <m:sup>
+                <m:r>
+                  <m:t>2</m:t>
+                </m:r>
+              </m:sup>
+            </m:sSup>
+          </m:e>
+        </m:d>
+        <m:r>
+          <m:t>​</m:t>
+        </m:r>
+        <m:r>
+          <m:rPr>
+            <m:sty m:val="p"/>
+          </m:rPr>
+          <m:t>−</m:t>
+        </m:r>
+        <m:sSup>
+          <m:e>
+            <m:r>
+              <m:t>​</m:t>
+            </m:r>
+            <m:d>
+              <m:dPr>
+                <m:begChr m:val="("/>
+                <m:sepChr m:val=""/>
+                <m:endChr m:val=")"/>
+                <m:grow/>
+              </m:dPr>
+              <m:e>
+                <m:r>
+                  <m:rPr>
+                    <m:scr m:val="double-struck"/>
+                    <m:sty m:val="p"/>
+                  </m:rPr>
+                  <m:t>E</m:t>
+                </m:r>
+                <m:r>
+                  <m:t>​</m:t>
+                </m:r>
+                <m:d>
+                  <m:dPr>
+                    <m:begChr m:val="["/>
+                    <m:sepChr m:val=""/>
+                    <m:endChr m:val="]"/>
+                    <m:grow/>
+                  </m:dPr>
+                  <m:e>
+                    <m:r>
+                      <m:t>Z</m:t>
+                    </m:r>
+                  </m:e>
+                </m:d>
+                <m:r>
+                  <m:t>​</m:t>
+                </m:r>
+              </m:e>
+            </m:d>
+            <m:r>
+              <m:t>​</m:t>
+            </m:r>
+          </m:e>
+          <m:sup>
+            <m:r>
+              <m:t>2</m:t>
+            </m:r>
+          </m:sup>
+        </m:sSup>
+      </m:oMath>
+      <w:r>
+        <w:t xml:space="preserve">.</w:t>
+      </w:r>
+    </w:p>
+    <w:bookmarkStart w:id="64" w:name="exm-second-moment-bernoulli"/>
+    <w:p>
+      <w:pPr>
+        <w:pStyle w:val="BodyText"/>
+      </w:pPr>
+      <w:r>
+        <w:rPr>
+          <w:b/>
+          <w:bCs/>
+        </w:rPr>
+        <w:t xml:space="preserve">Example 9 (The second moment of a Bernoulli random variable)</w:t>
+      </w:r>
+      <w:r>
+        <w:t xml:space="preserve"> </w:t>
+      </w:r>
+      <w:r>
+        <w:t xml:space="preserve">Let</w:t>
+      </w:r>
+      <w:r>
+        <w:t xml:space="preserve"> </w:t>
+      </w:r>
+      <m:oMath>
+        <m:r>
+          <m:t>Z</m:t>
+        </m:r>
+      </m:oMath>
+      <w:r>
+        <w:t xml:space="preserve"> </w:t>
+      </w:r>
+      <w:r>
+        <w:t xml:space="preserve">be a</w:t>
+      </w:r>
+      <w:r>
+        <w:t xml:space="preserve"> </w:t>
+      </w:r>
+      <w:hyperlink r:id="rId41">
+        <w:r>
+          <w:rPr>
+            <w:rStyle w:val="Hyperlink"/>
+          </w:rPr>
+          <w:t xml:space="preserve">Bernoulli</w:t>
+        </w:r>
+      </w:hyperlink>
+      <w:r>
+        <w:t xml:space="preserve"> </w:t>
+      </w:r>
+      <w:hyperlink r:id="rId42">
+        <w:r>
+          <w:rPr>
+            <w:rStyle w:val="Hyperlink"/>
+          </w:rPr>
+          <w:t xml:space="preserve">random variable</w:t>
+        </w:r>
+      </w:hyperlink>
+      <w:r>
+        <w:t xml:space="preserve"> </w:t>
+      </w:r>
+      <w:r>
+        <w:t xml:space="preserve">with success</w:t>
+      </w:r>
+      <w:r>
+        <w:t xml:space="preserve"> </w:t>
+      </w:r>
+      <w:hyperlink r:id="rId43">
+        <w:r>
+          <w:rPr>
+            <w:rStyle w:val="Hyperlink"/>
+          </w:rPr>
+          <w:t xml:space="preserve">probability</w:t>
+        </w:r>
+      </w:hyperlink>
+      <w:r>
+        <w:t xml:space="preserve"> </w:t>
+      </w:r>
+      <m:oMath>
+        <m:r>
+          <m:t>π</m:t>
+        </m:r>
+      </m:oMath>
+      <w:r>
+        <w:t xml:space="preserve">, so</w:t>
+      </w:r>
+      <w:r>
+        <w:t xml:space="preserve"> </w:t>
+      </w:r>
+      <m:oMath>
+        <m:r>
+          <m:t>Z</m:t>
+        </m:r>
+        <m:r>
+          <m:rPr>
+            <m:sty m:val="p"/>
+          </m:rPr>
+          <m:t>∼</m:t>
+        </m:r>
+        <m:r>
+          <m:rPr>
+            <m:sty m:val="p"/>
+          </m:rPr>
+          <m:t>Ber</m:t>
+        </m:r>
+        <m:r>
+          <m:rPr>
+            <m:sty m:val="p"/>
+          </m:rPr>
+          <m:t>(</m:t>
+        </m:r>
+        <m:r>
+          <m:t>π</m:t>
+        </m:r>
+        <m:r>
+          <m:rPr>
+            <m:sty m:val="p"/>
+          </m:rPr>
+          <m:t>)</m:t>
+        </m:r>
+      </m:oMath>
+      <w:r>
+        <w:t xml:space="preserve">.</w:t>
+      </w:r>
+      <w:r>
+        <w:t xml:space="preserve"> </w:t>
+      </w:r>
+      <w:r>
+        <w:t xml:space="preserve">Then</w:t>
+      </w:r>
+      <w:r>
+        <w:t xml:space="preserve"> </w:t>
+      </w:r>
+      <m:oMath>
+        <m:r>
+          <m:rPr>
+            <m:scr m:val="double-struck"/>
+            <m:sty m:val="p"/>
+          </m:rPr>
+          <m:t>E</m:t>
+        </m:r>
+        <m:r>
+          <m:t>​</m:t>
+        </m:r>
+        <m:d>
+          <m:dPr>
+            <m:begChr m:val="["/>
+            <m:sepChr m:val=""/>
+            <m:endChr m:val="]"/>
+            <m:grow/>
+          </m:dPr>
+          <m:e>
+            <m:sSup>
+              <m:e>
+                <m:r>
+                  <m:t>Z</m:t>
+                </m:r>
+              </m:e>
+              <m:sup>
+                <m:r>
+                  <m:t>2</m:t>
+                </m:r>
+              </m:sup>
+            </m:sSup>
+          </m:e>
+        </m:d>
+        <m:r>
+          <m:t>​</m:t>
+        </m:r>
+        <m:r>
+          <m:rPr>
+            <m:sty m:val="p"/>
+          </m:rPr>
+          <m:t>=</m:t>
+        </m:r>
+        <m:r>
+          <m:t>π</m:t>
+        </m:r>
+      </m:oMath>
+      <w:r>
+        <w:t xml:space="preserve"> </w:t>
+      </w:r>
+      <w:r>
+        <w:t xml:space="preserve">directly,</w:t>
+      </w:r>
+      <w:r>
+        <w:t xml:space="preserve"> </w:t>
+      </w:r>
+      <w:r>
+        <w:t xml:space="preserve">because</w:t>
+      </w:r>
+      <w:r>
+        <w:t xml:space="preserve"> </w:t>
+      </w:r>
+      <m:oMath>
+        <m:sSup>
+          <m:e>
+            <m:r>
+              <m:t>Z</m:t>
+            </m:r>
+          </m:e>
+          <m:sup>
+            <m:r>
+              <m:t>2</m:t>
+            </m:r>
+          </m:sup>
+        </m:sSup>
+        <m:r>
+          <m:rPr>
+            <m:sty m:val="p"/>
+          </m:rPr>
+          <m:t>=</m:t>
+        </m:r>
+        <m:r>
+          <m:t>Z</m:t>
+        </m:r>
+      </m:oMath>
+      <w:r>
+        <w:t xml:space="preserve"> </w:t>
+      </w:r>
+      <w:r>
+        <w:t xml:space="preserve">when</w:t>
+      </w:r>
+      <w:r>
+        <w:t xml:space="preserve"> </w:t>
+      </w:r>
+      <m:oMath>
+        <m:r>
+          <m:t>Z</m:t>
+        </m:r>
+      </m:oMath>
+      <w:r>
+        <w:t xml:space="preserve"> </w:t>
+      </w:r>
+      <w:r>
+        <w:t xml:space="preserve">is</w:t>
+      </w:r>
+      <w:r>
+        <w:t xml:space="preserve"> </w:t>
+      </w:r>
+      <m:oMath>
+        <m:r>
+          <m:t>0</m:t>
+        </m:r>
+      </m:oMath>
+      <w:r>
+        <w:t xml:space="preserve"> </w:t>
+      </w:r>
+      <w:r>
+        <w:t xml:space="preserve">or</w:t>
+      </w:r>
+      <w:r>
+        <w:t xml:space="preserve"> </w:t>
+      </w:r>
+      <m:oMath>
+        <m:r>
+          <m:t>1</m:t>
+        </m:r>
+      </m:oMath>
+      <w:r>
+        <w:t xml:space="preserve">.</w:t>
+      </w:r>
+      <w:r>
+        <w:t xml:space="preserve"> </w:t>
+      </w:r>
+      <w:r>
+        <w:t xml:space="preserve">The</w:t>
+      </w:r>
+      <w:r>
+        <w:t xml:space="preserve"> </w:t>
+      </w:r>
+      <w:hyperlink w:anchor="lem-second-moment-variance">
+        <w:r>
+          <w:rPr>
+            <w:rStyle w:val="Hyperlink"/>
+          </w:rPr>
+          <w:t xml:space="preserve">lemma</w:t>
+        </w:r>
+      </w:hyperlink>
+      <w:r>
+        <w:t xml:space="preserve"> </w:t>
+      </w:r>
+      <w:r>
+        <w:t xml:space="preserve">gives the same value</w:t>
+      </w:r>
+      <w:r>
+        <w:t xml:space="preserve"> </w:t>
+      </w:r>
+      <w:r>
+        <w:t xml:space="preserve">from the</w:t>
+      </w:r>
+      <w:r>
+        <w:t xml:space="preserve"> </w:t>
+      </w:r>
+      <w:hyperlink r:id="rId11">
+        <w:r>
+          <w:rPr>
+            <w:rStyle w:val="Hyperlink"/>
+          </w:rPr>
+          <w:t xml:space="preserve">mean</w:t>
+        </w:r>
+      </w:hyperlink>
+      <w:r>
+        <w:t xml:space="preserve"> </w:t>
+      </w:r>
+      <w:r>
+        <w:t xml:space="preserve">and the</w:t>
+      </w:r>
+      <w:r>
+        <w:t xml:space="preserve"> </w:t>
+      </w:r>
+      <w:hyperlink w:anchor="def-variance">
+        <w:r>
+          <w:rPr>
+            <w:rStyle w:val="Hyperlink"/>
+          </w:rPr>
+          <w:t xml:space="preserve">variance</w:t>
+        </w:r>
+      </w:hyperlink>
+      <w:r>
+        <w:t xml:space="preserve">:</w:t>
+      </w:r>
+    </w:p>
+    <w:p>
+      <w:pPr>
+        <w:pStyle w:val="BodyText"/>
+      </w:pPr>
+      <m:oMathPara>
+        <m:oMathParaPr>
+          <m:jc m:val="center"/>
+        </m:oMathParaPr>
+        <m:oMath>
+          <m:eqArr>
+            <m:e>
+              <m:r>
+                <m:rPr>
+                  <m:sty m:val="p"/>
+                </m:rPr>
+                <m:t>Var</m:t>
+              </m:r>
+              <m:r>
+                <m:t>​</m:t>
+              </m:r>
+              <m:d>
+                <m:dPr>
+                  <m:begChr m:val="("/>
+                  <m:sepChr m:val=""/>
+                  <m:endChr m:val=")"/>
+                  <m:grow/>
+                </m:dPr>
+                <m:e>
+                  <m:r>
+                    <m:t>Z</m:t>
+                  </m:r>
+                </m:e>
+              </m:d>
+              <m:r>
+                <m:t>​</m:t>
+              </m:r>
+              <m:r>
+                <m:rPr>
+                  <m:sty m:val="p"/>
+                </m:rPr>
+                <m:t>+</m:t>
+              </m:r>
+              <m:sSup>
+                <m:e>
+                  <m:r>
+                    <m:t>​</m:t>
+                  </m:r>
+                  <m:d>
+                    <m:dPr>
+                      <m:begChr m:val="("/>
+                      <m:sepChr m:val=""/>
+                      <m:endChr m:val=")"/>
+                      <m:grow/>
+                    </m:dPr>
+                    <m:e>
+                      <m:r>
+                        <m:rPr>
+                          <m:scr m:val="double-struck"/>
+                          <m:sty m:val="p"/>
+                        </m:rPr>
+                        <m:t>E</m:t>
+                      </m:r>
+                      <m:r>
+                        <m:t>​</m:t>
+                      </m:r>
+                      <m:d>
+                        <m:dPr>
+                          <m:begChr m:val="["/>
+                          <m:sepChr m:val=""/>
+                          <m:endChr m:val="]"/>
+                          <m:grow/>
+                        </m:dPr>
+                        <m:e>
+                          <m:r>
+                            <m:t>Z</m:t>
+                          </m:r>
+                        </m:e>
+                      </m:d>
+                      <m:r>
+                        <m:t>​</m:t>
+                      </m:r>
+                    </m:e>
+                  </m:d>
+                  <m:r>
+                    <m:t>​</m:t>
+                  </m:r>
+                </m:e>
+                <m:sup>
+                  <m:r>
+                    <m:t>2</m:t>
+                  </m:r>
+                </m:sup>
+              </m:sSup>
+              <m:r>
+                <m:t>&amp;</m:t>
+              </m:r>
+              <m:r>
+                <m:rPr>
+                  <m:sty m:val="p"/>
+                </m:rPr>
+                <m:t>=</m:t>
+              </m:r>
+              <m:r>
+                <m:t>π</m:t>
+              </m:r>
+              <m:r>
+                <m:rPr>
+                  <m:sty m:val="p"/>
+                </m:rPr>
+                <m:t>(</m:t>
+              </m:r>
+              <m:r>
+                <m:t>1</m:t>
+              </m:r>
+              <m:r>
+                <m:rPr>
+                  <m:sty m:val="p"/>
+                </m:rPr>
+                <m:t>−</m:t>
+              </m:r>
+              <m:r>
+                <m:t>π</m:t>
+              </m:r>
+              <m:r>
+                <m:rPr>
+                  <m:sty m:val="p"/>
+                </m:rPr>
+                <m:t>)</m:t>
+              </m:r>
+              <m:r>
+                <m:rPr>
+                  <m:sty m:val="p"/>
+                </m:rPr>
+                <m:t>+</m:t>
+              </m:r>
+              <m:sSup>
+                <m:e>
+                  <m:r>
+                    <m:t>​</m:t>
+                  </m:r>
+                  <m:d>
+                    <m:dPr>
+                      <m:begChr m:val="("/>
+                      <m:sepChr m:val=""/>
+                      <m:endChr m:val=")"/>
+                      <m:grow/>
+                    </m:dPr>
+                    <m:e>
+                      <m:r>
+                        <m:t>π</m:t>
+                      </m:r>
+                    </m:e>
+                  </m:d>
+                  <m:r>
+                    <m:t>​</m:t>
+                  </m:r>
+                </m:e>
+                <m:sup>
+                  <m:r>
+                    <m:t>2</m:t>
+                  </m:r>
+                </m:sup>
+              </m:sSup>
+              <m:r>
+                <m:t>&amp;</m:t>
+              </m:r>
+              <m:r>
+                <m:t>&amp;</m:t>
+              </m:r>
+              <m:r>
+                <m:rPr>
+                  <m:nor/>
+                  <m:sty m:val="p"/>
+                </m:rPr>
+                <m:t>(Bernoulli variance and mean)</m:t>
+              </m:r>
+            </m:e>
+            <m:e>
+              <m:r>
+                <m:t>&amp;</m:t>
+              </m:r>
+              <m:r>
+                <m:rPr>
+                  <m:sty m:val="p"/>
+                </m:rPr>
+                <m:t>=</m:t>
+              </m:r>
+              <m:r>
+                <m:t>π</m:t>
+              </m:r>
+              <m:r>
+                <m:t>&amp;</m:t>
+              </m:r>
+              <m:r>
+                <m:t>&amp;</m:t>
+              </m:r>
+              <m:r>
+                <m:rPr>
+                  <m:nor/>
+                  <m:sty m:val="p"/>
+                </m:rPr>
+                <m:t>(expand and combine like terms)</m:t>
+              </m:r>
+            </m:e>
+          </m:eqArr>
+        </m:oMath>
+      </m:oMathPara>
+    </w:p>
+    <w:bookmarkEnd w:id="64"/>
+    <w:bookmarkEnd w:id="65"/>
+    <w:bookmarkStart w:id="72" w:name="sec-best-constant-prediction"/>
+    <w:p>
+      <w:pPr>
+        <w:pStyle w:val="Heading2"/>
+      </w:pPr>
+      <w:r>
+        <w:t xml:space="preserve">3 The best constant prediction</w:t>
+      </w:r>
+    </w:p>
+    <w:bookmarkStart w:id="67" w:name="thm-constant-prediction-decompose"/>
+    <w:p>
+      <w:pPr>
+        <w:pStyle w:val="FirstParagraph"/>
+      </w:pPr>
+      <w:r>
+        <w:rPr>
+          <w:b/>
+          <w:bCs/>
+        </w:rPr>
+        <w:t xml:space="preserve">Theorem 5 (Expected squared error of a constant prediction)</w:t>
+      </w:r>
+      <w:r>
+        <w:t xml:space="preserve"> </w:t>
+      </w:r>
+      <w:r>
+        <w:t xml:space="preserve">Let</w:t>
+      </w:r>
+      <w:r>
+        <w:t xml:space="preserve"> </w:t>
+      </w:r>
+      <m:oMath>
+        <m:r>
+          <m:t>Y</m:t>
+        </m:r>
+      </m:oMath>
+      <w:r>
+        <w:t xml:space="preserve"> </w:t>
+      </w:r>
+      <w:r>
+        <w:t xml:space="preserve">be a random variable with mean</w:t>
+      </w:r>
+      <w:r>
+        <w:t xml:space="preserve"> </w:t>
+      </w:r>
+      <m:oMath>
+        <m:r>
+          <m:t>μ</m:t>
+        </m:r>
+      </m:oMath>
+      <w:r>
+        <w:t xml:space="preserve"> </w:t>
+      </w:r>
+      <w:r>
+        <w:t xml:space="preserve">and finite variance.</w:t>
+      </w:r>
+      <w:r>
+        <w:t xml:space="preserve"> </w:t>
+      </w:r>
+      <w:r>
+        <w:t xml:space="preserve">Then for every number</w:t>
+      </w:r>
+      <w:r>
+        <w:t xml:space="preserve"> </w:t>
+      </w:r>
+      <m:oMath>
+        <m:r>
+          <m:t>c</m:t>
+        </m:r>
+      </m:oMath>
+      <w:r>
+        <w:t xml:space="preserve">,</w:t>
+      </w:r>
+    </w:p>
+    <w:p>
+      <w:pPr>
+        <w:pStyle w:val="BodyText"/>
+      </w:pPr>
+      <w:bookmarkStart w:id="66" w:name="eq-constant-prediction-decompose"/>
+      <m:oMathPara>
+        <m:oMathParaPr>
+          <m:jc m:val="center"/>
+        </m:oMathParaPr>
+        <m:oMath>
+          <m:r>
+            <m:rPr>
+              <m:scr m:val="double-struck"/>
+              <m:sty m:val="p"/>
+            </m:rPr>
+            <m:t>E</m:t>
+          </m:r>
+          <m:r>
+            <m:t>​</m:t>
+          </m:r>
+          <m:d>
+            <m:dPr>
+              <m:begChr m:val="["/>
+              <m:sepChr m:val=""/>
+              <m:endChr m:val="]"/>
+              <m:grow/>
+            </m:dPr>
+            <m:e>
+              <m:sSup>
+                <m:e>
+                  <m:r>
+                    <m:t>​</m:t>
+                  </m:r>
+                  <m:d>
+                    <m:dPr>
+                      <m:begChr m:val="("/>
+                      <m:sepChr m:val=""/>
+                      <m:endChr m:val=")"/>
+                      <m:grow/>
+                    </m:dPr>
+                    <m:e>
+                      <m:r>
+                        <m:t>Y</m:t>
+                      </m:r>
+                      <m:r>
+                        <m:rPr>
+                          <m:sty m:val="p"/>
+                        </m:rPr>
+                        <m:t>−</m:t>
+                      </m:r>
+                      <m:r>
+                        <m:t>c</m:t>
+                      </m:r>
+                    </m:e>
+                  </m:d>
+                  <m:r>
+                    <m:t>​</m:t>
+                  </m:r>
+                </m:e>
+                <m:sup>
+                  <m:r>
+                    <m:t>2</m:t>
+                  </m:r>
+                </m:sup>
+              </m:sSup>
+            </m:e>
+          </m:d>
+          <m:r>
+            <m:t>​</m:t>
+          </m:r>
+          <m:r>
+            <m:rPr>
+              <m:sty m:val="p"/>
+            </m:rPr>
+            <m:t>=</m:t>
+          </m:r>
+          <m:r>
+            <m:rPr>
+              <m:sty m:val="p"/>
+            </m:rPr>
+            <m:t>Var</m:t>
+          </m:r>
+          <m:r>
+            <m:t>​</m:t>
+          </m:r>
+          <m:d>
+            <m:dPr>
+              <m:begChr m:val="("/>
+              <m:sepChr m:val=""/>
+              <m:endChr m:val=")"/>
+              <m:grow/>
+            </m:dPr>
+            <m:e>
+              <m:r>
                 <m:t>Y</m:t>
               </m:r>
             </m:e>
@@ -15456,9 +16444,9 @@
           </m:r>
         </m:oMath>
       </m:oMathPara>
-      <w:bookmarkEnd w:id="64"/>
+      <w:bookmarkEnd w:id="66"/>
     </w:p>
-    <w:bookmarkEnd w:id="65"/>
+    <w:bookmarkEnd w:id="67"/>
     <w:p>
       <w:pPr>
         <w:pStyle w:val="FirstParagraph"/>
@@ -16590,7 +17578,7 @@
         </m:oMath>
       </m:oMathPara>
     </w:p>
-    <w:bookmarkStart w:id="67" w:name="cor-best-constant"/>
+    <w:bookmarkStart w:id="69" w:name="cor-best-constant"/>
     <w:p>
       <w:pPr>
         <w:pStyle w:val="FirstParagraph"/>
@@ -16925,7 +17913,7 @@
       <w:r>
         <w:t xml:space="preserve"> </w:t>
       </w:r>
-      <w:hyperlink r:id="rId66">
+      <w:hyperlink r:id="rId68">
         <w:r>
           <w:rPr>
             <w:rStyle w:val="Hyperlink"/>
@@ -16937,7 +17925,7 @@
         <w:t xml:space="preserve">.</w:t>
       </w:r>
     </w:p>
-    <w:bookmarkEnd w:id="67"/>
+    <w:bookmarkEnd w:id="69"/>
     <w:p>
       <w:pPr>
         <w:pStyle w:val="BodyText"/>
@@ -17185,7 +18173,7 @@
         <w:t xml:space="preserve">.</w:t>
       </w:r>
     </w:p>
-    <w:bookmarkStart w:id="69" w:name="exm-best-constant-auto"/>
+    <w:bookmarkStart w:id="71" w:name="exm-best-constant-auto"/>
     <w:p>
       <w:pPr>
         <w:pStyle w:val="BodyText"/>
@@ -17195,7 +18183,7 @@
           <w:b/>
           <w:bCs/>
         </w:rPr>
-        <w:t xml:space="preserve">Example 9 (The best constant prediction of fuel economy)</w:t>
+        <w:t xml:space="preserve">Example 10 (The best constant prediction of fuel economy)</w:t>
       </w:r>
       <w:r>
         <w:t xml:space="preserve"> </w:t>
@@ -17206,7 +18194,7 @@
       <w:r>
         <w:t xml:space="preserve"> </w:t>
       </w:r>
-      <w:hyperlink r:id="rId68">
+      <w:hyperlink r:id="rId70">
         <w:r>
           <w:rPr>
             <w:rStyle w:val="Hyperlink"/>
@@ -17910,9 +18898,9 @@
         <w:t xml:space="preserve">.</w:t>
       </w:r>
     </w:p>
-    <w:bookmarkEnd w:id="69"/>
-    <w:bookmarkEnd w:id="70"/>
-    <w:bookmarkStart w:id="73" w:name="sec-bias-variance-prediction"/>
+    <w:bookmarkEnd w:id="71"/>
+    <w:bookmarkEnd w:id="72"/>
+    <w:bookmarkStart w:id="75" w:name="sec-bias-variance-prediction"/>
     <w:p>
       <w:pPr>
         <w:pStyle w:val="Heading2"/>
@@ -17921,7 +18909,7 @@
         <w:t xml:space="preserve">4 Independent noise plus a random variable</w:t>
       </w:r>
     </w:p>
-    <w:bookmarkStart w:id="71" w:name="thm-second-moment-noise-sum"/>
+    <w:bookmarkStart w:id="73" w:name="thm-second-moment-noise-sum"/>
     <w:p>
       <w:pPr>
         <w:pStyle w:val="FirstParagraph"/>
@@ -18324,7 +19312,7 @@
         </m:oMath>
       </m:oMathPara>
     </w:p>
-    <w:bookmarkEnd w:id="71"/>
+    <w:bookmarkEnd w:id="73"/>
     <w:p>
       <w:pPr>
         <w:pStyle w:val="FirstParagraph"/>
@@ -20975,7 +21963,7 @@
       <w:r>
         <w:t xml:space="preserve"> </w:t>
       </w:r>
-      <w:hyperlink r:id="rId72">
+      <w:hyperlink r:id="rId74">
         <w:r>
           <w:rPr>
             <w:rStyle w:val="Hyperlink"/>
@@ -20993,8 +21981,8 @@
         <w:t xml:space="preserve">with its exercise, worked example and definition of the residual variance.</w:t>
       </w:r>
     </w:p>
-    <w:bookmarkEnd w:id="73"/>
-    <w:bookmarkStart w:id="121" w:name="covariance"/>
+    <w:bookmarkEnd w:id="75"/>
+    <w:bookmarkStart w:id="123" w:name="covariance"/>
     <w:p>
       <w:pPr>
         <w:pStyle w:val="Heading2"/>
@@ -21003,7 +21991,7 @@
         <w:t xml:space="preserve">5 Covariance</w:t>
       </w:r>
     </w:p>
-    <w:bookmarkStart w:id="74" w:name="def-cov"/>
+    <w:bookmarkStart w:id="76" w:name="def-cov"/>
     <w:p>
       <w:pPr>
         <w:pStyle w:val="FirstParagraph"/>
@@ -21370,8 +22358,8 @@
         </m:oMath>
       </m:oMathPara>
     </w:p>
-    <w:bookmarkEnd w:id="74"/>
-    <w:bookmarkStart w:id="75" w:name="thm-alt-cov"/>
+    <w:bookmarkEnd w:id="76"/>
+    <w:bookmarkStart w:id="77" w:name="thm-alt-cov"/>
     <w:p>
       <w:pPr>
         <w:pStyle w:val="FirstParagraph"/>
@@ -21523,7 +22511,7 @@
         </m:oMath>
       </m:oMathPara>
     </w:p>
-    <w:bookmarkEnd w:id="75"/>
+    <w:bookmarkEnd w:id="77"/>
     <w:p>
       <w:pPr>
         <w:pStyle w:val="FirstParagraph"/>
@@ -22822,7 +23810,7 @@
         </m:oMath>
       </m:oMathPara>
     </w:p>
-    <w:bookmarkStart w:id="76" w:name="exm-alt-cov"/>
+    <w:bookmarkStart w:id="78" w:name="exm-alt-cov"/>
     <w:p>
       <w:pPr>
         <w:pStyle w:val="FirstParagraph"/>
@@ -22832,7 +23820,7 @@
           <w:b/>
           <w:bCs/>
         </w:rPr>
-        <w:t xml:space="preserve">Example 10 (Covariance of a binary exposure and outcome)</w:t>
+        <w:t xml:space="preserve">Example 11 (Covariance of a binary exposure and outcome)</w:t>
       </w:r>
       <w:r>
         <w:t xml:space="preserve"> </w:t>
@@ -23297,8 +24285,8 @@
         </m:oMath>
       </m:oMathPara>
     </w:p>
-    <w:bookmarkEnd w:id="76"/>
-    <w:bookmarkStart w:id="78" w:name="thm-indpt-uncorrelated"/>
+    <w:bookmarkEnd w:id="78"/>
+    <w:bookmarkStart w:id="80" w:name="thm-indpt-uncorrelated"/>
     <w:p>
       <w:pPr>
         <w:pStyle w:val="FirstParagraph"/>
@@ -23347,7 +24335,7 @@
       <w:r>
         <w:t xml:space="preserve"> </w:t>
       </w:r>
-      <w:hyperlink r:id="rId77">
+      <w:hyperlink r:id="rId79">
         <w:r>
           <w:rPr>
             <w:rStyle w:val="Hyperlink"/>
@@ -23648,7 +24636,7 @@
         <w:t xml:space="preserve">.</w:t>
       </w:r>
     </w:p>
-    <w:bookmarkEnd w:id="78"/>
+    <w:bookmarkEnd w:id="80"/>
     <w:p>
       <w:pPr>
         <w:pStyle w:val="BodyText"/>
@@ -23798,7 +24786,7 @@
       <w:r>
         <w:t xml:space="preserve"> </w:t>
       </w:r>
-      <w:hyperlink r:id="rId79">
+      <w:hyperlink r:id="rId81">
         <w:r>
           <w:rPr>
             <w:rStyle w:val="Hyperlink"/>
@@ -23812,7 +24800,7 @@
       <w:r>
         <w:t xml:space="preserve">(</w:t>
       </w:r>
-      <w:hyperlink r:id="rId80">
+      <w:hyperlink r:id="rId82">
         <w:r>
           <w:rPr>
             <w:rStyle w:val="Hyperlink"/>
@@ -23994,7 +24982,7 @@
       <w:r>
         <w:t xml:space="preserve"> </w:t>
       </w:r>
-      <w:hyperlink r:id="rId77">
+      <w:hyperlink r:id="rId79">
         <w:r>
           <w:rPr>
             <w:rStyle w:val="Hyperlink"/>
@@ -26518,7 +27506,7 @@
         </m:oMath>
       </m:oMathPara>
     </w:p>
-    <w:bookmarkStart w:id="82" w:name="exm-indpt-uncorrelated"/>
+    <w:bookmarkStart w:id="84" w:name="exm-indpt-uncorrelated"/>
     <w:p>
       <w:pPr>
         <w:pStyle w:val="FirstParagraph"/>
@@ -26528,7 +27516,7 @@
           <w:b/>
           <w:bCs/>
         </w:rPr>
-        <w:t xml:space="preserve">Example 11 (Two independent coin flips)</w:t>
+        <w:t xml:space="preserve">Example 12 (Two independent coin flips)</w:t>
       </w:r>
       <w:r>
         <w:t xml:space="preserve"> </w:t>
@@ -26585,7 +27573,7 @@
       <w:r>
         <w:t xml:space="preserve"> </w:t>
       </w:r>
-      <w:hyperlink r:id="rId81">
+      <w:hyperlink r:id="rId83">
         <w:r>
           <w:rPr>
             <w:rStyle w:val="Hyperlink"/>
@@ -27170,8 +28158,8 @@
         <w:t xml:space="preserve">requires.</w:t>
       </w:r>
     </w:p>
-    <w:bookmarkEnd w:id="82"/>
-    <w:bookmarkStart w:id="83" w:name="exm-uncorrelated-not-indpt"/>
+    <w:bookmarkEnd w:id="84"/>
+    <w:bookmarkStart w:id="85" w:name="exm-uncorrelated-not-indpt"/>
     <w:p>
       <w:pPr>
         <w:pStyle w:val="BodyText"/>
@@ -27181,7 +28169,7 @@
           <w:b/>
           <w:bCs/>
         </w:rPr>
-        <w:t xml:space="preserve">Example 12 (Zero covariance without independence)</w:t>
+        <w:t xml:space="preserve">Example 13 (Zero covariance without independence)</w:t>
       </w:r>
       <w:r>
         <w:t xml:space="preserve"> </w:t>
@@ -28408,8 +29396,8 @@
         </m:oMath>
       </m:oMathPara>
     </w:p>
-    <w:bookmarkEnd w:id="83"/>
-    <w:bookmarkStart w:id="84" w:name="def-correlation"/>
+    <w:bookmarkEnd w:id="85"/>
+    <w:bookmarkStart w:id="86" w:name="def-correlation"/>
     <w:p>
       <w:pPr>
         <w:pStyle w:val="FirstParagraph"/>
@@ -28681,7 +29669,7 @@
         </m:oMath>
       </m:oMathPara>
     </w:p>
-    <w:bookmarkEnd w:id="84"/>
+    <w:bookmarkEnd w:id="86"/>
     <w:p>
       <w:pPr>
         <w:pStyle w:val="FirstParagraph"/>
@@ -28737,7 +29725,7 @@
         <w:t xml:space="preserve">the sample (Pearson) correlation coefficient computed from data estimates it.</w:t>
       </w:r>
     </w:p>
-    <w:bookmarkStart w:id="85" w:name="exm-correlation"/>
+    <w:bookmarkStart w:id="87" w:name="exm-correlation"/>
     <w:p>
       <w:pPr>
         <w:pStyle w:val="BodyText"/>
@@ -28747,7 +29735,7 @@
           <w:b/>
           <w:bCs/>
         </w:rPr>
-        <w:t xml:space="preserve">Example 13 (Correlation of a binary exposure and outcome)</w:t>
+        <w:t xml:space="preserve">Example 14 (Correlation of a binary exposure and outcome)</w:t>
       </w:r>
       <w:r>
         <w:t xml:space="preserve"> </w:t>
@@ -28763,7 +29751,7 @@
           <w:rPr>
             <w:rStyle w:val="Hyperlink"/>
           </w:rPr>
-          <w:t xml:space="preserve">Example 10</w:t>
+          <w:t xml:space="preserve">Example 11</w:t>
         </w:r>
       </w:hyperlink>
       <w:r>
@@ -29384,8 +30372,8 @@
         </m:oMath>
       </m:oMathPara>
     </w:p>
-    <w:bookmarkEnd w:id="85"/>
-    <w:bookmarkStart w:id="86" w:name="def-uncorrelated"/>
+    <w:bookmarkEnd w:id="87"/>
+    <w:bookmarkStart w:id="88" w:name="def-uncorrelated"/>
     <w:p>
       <w:pPr>
         <w:pStyle w:val="FirstParagraph"/>
@@ -29636,7 +30624,7 @@
         </m:oMath>
       </m:oMathPara>
     </w:p>
-    <w:bookmarkEnd w:id="86"/>
+    <w:bookmarkEnd w:id="88"/>
     <w:p>
       <w:pPr>
         <w:pStyle w:val="FirstParagraph"/>
@@ -29679,7 +30667,7 @@
           <w:rPr>
             <w:rStyle w:val="Hyperlink"/>
           </w:rPr>
-          <w:t xml:space="preserve">Example 12</w:t>
+          <w:t xml:space="preserve">Example 13</w:t>
         </w:r>
       </w:hyperlink>
       <w:r>
@@ -29689,7 +30677,7 @@
         <w:t xml:space="preserve">shows the converse fails.</w:t>
       </w:r>
     </w:p>
-    <w:bookmarkStart w:id="87" w:name="exm-uncorrelated"/>
+    <w:bookmarkStart w:id="89" w:name="exm-uncorrelated"/>
     <w:p>
       <w:pPr>
         <w:pStyle w:val="BodyText"/>
@@ -29699,7 +30687,7 @@
           <w:b/>
           <w:bCs/>
         </w:rPr>
-        <w:t xml:space="preserve">Example 14 (Correlated and uncorrelated pairs)</w:t>
+        <w:t xml:space="preserve">Example 15 (Correlated and uncorrelated pairs)</w:t>
       </w:r>
       <w:r>
         <w:t xml:space="preserve"> </w:t>
@@ -29715,7 +30703,7 @@
           <w:rPr>
             <w:rStyle w:val="Hyperlink"/>
           </w:rPr>
-          <w:t xml:space="preserve">Example 12</w:t>
+          <w:t xml:space="preserve">Example 13</w:t>
         </w:r>
       </w:hyperlink>
       <w:r>
@@ -29838,7 +30826,7 @@
           <w:rPr>
             <w:rStyle w:val="Hyperlink"/>
           </w:rPr>
-          <w:t xml:space="preserve">Example 10</w:t>
+          <w:t xml:space="preserve">Example 11</w:t>
         </w:r>
       </w:hyperlink>
       <w:r>
@@ -29911,8 +30899,8 @@
         <w:t xml:space="preserve">so the binary exposure and outcome are not uncorrelated.</w:t>
       </w:r>
     </w:p>
-    <w:bookmarkEnd w:id="87"/>
-    <w:bookmarkStart w:id="88" w:name="cor-uncorrelated-cor-zero"/>
+    <w:bookmarkEnd w:id="89"/>
+    <w:bookmarkStart w:id="90" w:name="cor-uncorrelated-cor-zero"/>
     <w:p>
       <w:pPr>
         <w:pStyle w:val="BodyText"/>
@@ -30075,7 +31063,7 @@
         <w:t xml:space="preserve">.</w:t>
       </w:r>
     </w:p>
-    <w:bookmarkEnd w:id="88"/>
+    <w:bookmarkEnd w:id="90"/>
     <w:p>
       <w:pPr>
         <w:pStyle w:val="BodyText"/>
@@ -30475,7 +31463,7 @@
         <w:t xml:space="preserve">.</w:t>
       </w:r>
     </w:p>
-    <w:bookmarkStart w:id="89" w:name="def-cond-cov"/>
+    <w:bookmarkStart w:id="91" w:name="def-cond-cov"/>
     <w:p>
       <w:pPr>
         <w:pStyle w:val="BodyText"/>
@@ -30930,8 +31918,8 @@
         <w:t xml:space="preserve">.</w:t>
       </w:r>
     </w:p>
-    <w:bookmarkEnd w:id="89"/>
-    <w:bookmarkStart w:id="90" w:name="exm-cond-cov"/>
+    <w:bookmarkEnd w:id="91"/>
+    <w:bookmarkStart w:id="92" w:name="exm-cond-cov"/>
     <w:p>
       <w:pPr>
         <w:pStyle w:val="BodyText"/>
@@ -30941,7 +31929,7 @@
           <w:b/>
           <w:bCs/>
         </w:rPr>
-        <w:t xml:space="preserve">Example 15 (Conditional covariance of a variable with itself)</w:t>
+        <w:t xml:space="preserve">Example 16 (Conditional covariance of a variable with itself)</w:t>
       </w:r>
       <w:r>
         <w:t xml:space="preserve"> </w:t>
@@ -31202,8 +32190,8 @@
         <w:t xml:space="preserve">.</w:t>
       </w:r>
     </w:p>
-    <w:bookmarkEnd w:id="90"/>
-    <w:bookmarkStart w:id="91" w:name="thm-total-cov"/>
+    <w:bookmarkEnd w:id="92"/>
+    <w:bookmarkStart w:id="93" w:name="thm-total-cov"/>
     <w:p>
       <w:pPr>
         <w:pStyle w:val="BodyText"/>
@@ -31593,7 +32581,7 @@
         </m:oMath>
       </m:oMathPara>
     </w:p>
-    <w:bookmarkEnd w:id="91"/>
+    <w:bookmarkEnd w:id="93"/>
     <w:p>
       <w:pPr>
         <w:pStyle w:val="FirstParagraph"/>
@@ -34733,7 +35721,7 @@
         <w:t xml:space="preserve">.</w:t>
       </w:r>
     </w:p>
-    <w:bookmarkStart w:id="92" w:name="lem-cov-xx"/>
+    <w:bookmarkStart w:id="94" w:name="lem-cov-xx"/>
     <w:p>
       <w:pPr>
         <w:pStyle w:val="BodyText"/>
@@ -34743,7 +35731,7 @@
           <w:b/>
           <w:bCs/>
         </w:rPr>
-        <w:t xml:space="preserve">Lemma 1 (The covariance of a variable with itself is its variance)</w:t>
+        <w:t xml:space="preserve">Lemma 2 (The covariance of a variable with itself is its variance)</w:t>
       </w:r>
       <w:r>
         <w:t xml:space="preserve"> </w:t>
@@ -34898,7 +35886,7 @@
         </m:oMath>
       </m:oMathPara>
     </w:p>
-    <w:bookmarkEnd w:id="92"/>
+    <w:bookmarkEnd w:id="94"/>
     <w:p>
       <w:pPr>
         <w:pStyle w:val="FirstParagraph"/>
@@ -35305,7 +36293,7 @@
         </m:oMath>
       </m:oMathPara>
     </w:p>
-    <w:bookmarkStart w:id="93" w:name="def-cov-vec-x"/>
+    <w:bookmarkStart w:id="95" w:name="def-cov-vec-x"/>
     <w:p>
       <w:pPr>
         <w:pStyle w:val="FirstParagraph"/>
@@ -35406,8 +36394,8 @@
     $$</w:t>
       </w:r>
     </w:p>
-    <w:bookmarkEnd w:id="93"/>
-    <w:bookmarkStart w:id="94" w:name="thm-vcov-elements"/>
+    <w:bookmarkEnd w:id="95"/>
+    <w:bookmarkStart w:id="96" w:name="thm-vcov-elements"/>
     <w:p>
       <w:pPr>
         <w:pStyle w:val="FirstParagraph"/>
@@ -35584,7 +36572,7 @@
     $$</w:t>
       </w:r>
     </w:p>
-    <w:bookmarkEnd w:id="94"/>
+    <w:bookmarkEnd w:id="96"/>
     <w:p>
       <w:pPr>
         <w:pStyle w:val="FirstParagraph"/>
@@ -35815,7 +36803,7 @@
       <w:r>
         <w:t xml:space="preserve"> </w:t>
       </w:r>
-      <w:hyperlink r:id="rId95">
+      <w:hyperlink r:id="rId97">
         <w:r>
           <w:rPr>
             <w:rStyle w:val="Hyperlink"/>
@@ -35872,14 +36860,14 @@
           <w:rPr>
             <w:rStyle w:val="Hyperlink"/>
           </w:rPr>
-          <w:t xml:space="preserve">Lemma 1</w:t>
+          <w:t xml:space="preserve">Lemma 2</w:t>
         </w:r>
       </w:hyperlink>
       <w:r>
         <w:t xml:space="preserve">.</w:t>
       </w:r>
     </w:p>
-    <w:bookmarkStart w:id="96" w:name="thm-vcov-vec"/>
+    <w:bookmarkStart w:id="98" w:name="thm-vcov-vec"/>
     <w:p>
       <w:pPr>
         <w:pStyle w:val="FirstParagraph"/>
@@ -35905,7 +36893,7 @@
     $$</w:t>
       </w:r>
     </w:p>
-    <w:bookmarkEnd w:id="96"/>
+    <w:bookmarkEnd w:id="98"/>
     <w:p>
       <w:pPr>
         <w:pStyle w:val="FirstParagraph"/>
@@ -35956,7 +36944,7 @@
     $$</w:t>
       </w:r>
     </w:p>
-    <w:bookmarkStart w:id="97" w:name="thm-var-lincom"/>
+    <w:bookmarkStart w:id="99" w:name="thm-var-lincom"/>
     <w:p>
       <w:pPr>
         <w:pStyle w:val="FirstParagraph"/>
@@ -36017,7 +37005,7 @@
     $$</w:t>
       </w:r>
     </w:p>
-    <w:bookmarkEnd w:id="97"/>
+    <w:bookmarkEnd w:id="99"/>
     <w:p>
       <w:pPr>
         <w:pStyle w:val="FirstParagraph"/>
@@ -36149,7 +37137,7 @@
     $$</w:t>
       </w:r>
     </w:p>
-    <w:bookmarkStart w:id="98" w:name="cor-var-lincom2"/>
+    <w:bookmarkStart w:id="100" w:name="cor-var-lincom2"/>
     <w:p>
       <w:pPr>
         <w:pStyle w:val="FirstParagraph"/>
@@ -36426,7 +37414,7 @@
         </m:oMath>
       </m:oMathPara>
     </w:p>
-    <w:bookmarkEnd w:id="98"/>
+    <w:bookmarkEnd w:id="100"/>
     <w:p>
       <w:pPr>
         <w:pStyle w:val="FirstParagraph"/>
@@ -37934,7 +38922,7 @@
         </m:oMath>
       </m:oMathPara>
     </w:p>
-    <w:bookmarkStart w:id="99" w:name="cor-var-sum-indpt"/>
+    <w:bookmarkStart w:id="101" w:name="cor-var-sum-indpt"/>
     <w:p>
       <w:pPr>
         <w:pStyle w:val="FirstParagraph"/>
@@ -37983,7 +38971,7 @@
       <w:r>
         <w:t xml:space="preserve"> </w:t>
       </w:r>
-      <w:hyperlink r:id="rId77">
+      <w:hyperlink r:id="rId79">
         <w:r>
           <w:rPr>
             <w:rStyle w:val="Hyperlink"/>
@@ -38228,7 +39216,7 @@
         </m:oMath>
       </m:oMathPara>
     </w:p>
-    <w:bookmarkEnd w:id="99"/>
+    <w:bookmarkEnd w:id="101"/>
     <w:p>
       <w:pPr>
         <w:pStyle w:val="FirstParagraph"/>
@@ -38922,7 +39910,7 @@
         <w:t xml:space="preserve">is the case where that term is 0.</w:t>
       </w:r>
     </w:p>
-    <w:bookmarkStart w:id="102" w:name="thm-vcov-psd"/>
+    <w:bookmarkStart w:id="104" w:name="thm-vcov-psd"/>
     <w:p>
       <w:pPr>
         <w:pStyle w:val="BodyText"/>
@@ -39064,7 +40052,7 @@
       <w:r>
         <w:t xml:space="preserve"> </w:t>
       </w:r>
-      <w:hyperlink r:id="rId100">
+      <w:hyperlink r:id="rId102">
         <w:r>
           <w:rPr>
             <w:rStyle w:val="Hyperlink"/>
@@ -39081,7 +40069,7 @@
       <w:r>
         <w:t xml:space="preserve"> </w:t>
       </w:r>
-      <w:hyperlink r:id="rId101">
+      <w:hyperlink r:id="rId103">
         <w:r>
           <w:rPr>
             <w:rStyle w:val="Hyperlink"/>
@@ -39139,7 +40127,7 @@
         <w:t xml:space="preserve">$${\mathord{\smash[b]{\underset{\raise.3ex\hbox{$\scriptstyle\sim$}}{a}}\vphantom{a}}}^{\top} {\operatorname{Var}\mathopen{}\left(\mathord{\smash[b]{\underset{\raise.3ex\hbox{$\scriptstyle\sim$}}{X}}\vphantom{X}}\right)\mathclose{}} \mathord{\smash[b]{\underset{\raise.3ex\hbox{$\scriptstyle\sim$}}{a}}\vphantom{a}}\ge 0$$</w:t>
       </w:r>
     </w:p>
-    <w:bookmarkEnd w:id="102"/>
+    <w:bookmarkEnd w:id="104"/>
     <w:p>
       <w:pPr>
         <w:pStyle w:val="FirstParagraph"/>
@@ -39961,7 +40949,7 @@
         <w:t xml:space="preserve">).</w:t>
       </w:r>
     </w:p>
-    <w:bookmarkStart w:id="103" w:name="exm-vcov-psd"/>
+    <w:bookmarkStart w:id="105" w:name="exm-vcov-psd"/>
     <w:p>
       <w:pPr>
         <w:pStyle w:val="BodyText"/>
@@ -39971,7 +40959,7 @@
           <w:b/>
           <w:bCs/>
         </w:rPr>
-        <w:t xml:space="preserve">Example 16 (Two variance matrices that differ only in sign)</w:t>
+        <w:t xml:space="preserve">Example 17 (Two variance matrices that differ only in sign)</w:t>
       </w:r>
       <w:r>
         <w:t xml:space="preserve"> </w:t>
@@ -42327,7 +43315,7 @@
         <w:t xml:space="preserve">.</w:t>
       </w:r>
     </w:p>
-    <w:bookmarkEnd w:id="103"/>
+    <w:bookmarkEnd w:id="105"/>
     <w:p>
       <w:pPr>
         <w:pStyle w:val="BodyText"/>
@@ -42461,7 +43449,7 @@
         <w:t xml:space="preserve">has the larger spread.</w:t>
       </w:r>
     </w:p>
-    <w:bookmarkStart w:id="107" w:name="exm-vcov-singular"/>
+    <w:bookmarkStart w:id="109" w:name="exm-vcov-singular"/>
     <w:p>
       <w:pPr>
         <w:pStyle w:val="BodyText"/>
@@ -42471,7 +43459,7 @@
           <w:b/>
           <w:bCs/>
         </w:rPr>
-        <w:t xml:space="preserve">Example 17 (A variance matrix that is not positive definite)</w:t>
+        <w:t xml:space="preserve">Example 18 (A variance matrix that is not positive definite)</w:t>
       </w:r>
       <w:r>
         <w:t xml:space="preserve"> </w:t>
@@ -42673,7 +43661,7 @@
           <w:rPr>
             <w:rStyle w:val="Hyperlink"/>
           </w:rPr>
-          <w:t xml:space="preserve">Lemma 1</w:t>
+          <w:t xml:space="preserve">Lemma 2</w:t>
         </w:r>
       </w:hyperlink>
       <w:r>
@@ -42749,7 +43737,7 @@
       <w:r>
         <w:t xml:space="preserve"> </w:t>
       </w:r>
-      <w:hyperlink r:id="rId104">
+      <w:hyperlink r:id="rId106">
         <w:r>
           <w:rPr>
             <w:rStyle w:val="Hyperlink"/>
@@ -42766,7 +43754,7 @@
       <w:r>
         <w:t xml:space="preserve"> </w:t>
       </w:r>
-      <w:hyperlink r:id="rId105">
+      <w:hyperlink r:id="rId107">
         <w:r>
           <w:rPr>
             <w:rStyle w:val="Hyperlink"/>
@@ -42821,7 +43809,7 @@
       <w:r>
         <w:t xml:space="preserve"> </w:t>
       </w:r>
-      <w:hyperlink r:id="rId106">
+      <w:hyperlink r:id="rId108">
         <w:r>
           <w:rPr>
             <w:rStyle w:val="Hyperlink"/>
@@ -42833,8 +43821,8 @@
         <w:t xml:space="preserve">.</w:t>
       </w:r>
     </w:p>
-    <w:bookmarkEnd w:id="107"/>
-    <w:bookmarkStart w:id="109" w:name="cor-vcov-indpt-diagonal"/>
+    <w:bookmarkEnd w:id="109"/>
+    <w:bookmarkStart w:id="111" w:name="cor-vcov-indpt-diagonal"/>
     <w:p>
       <w:pPr>
         <w:pStyle w:val="BodyText"/>
@@ -43005,7 +43993,7 @@
       <w:r>
         <w:t xml:space="preserve"> </w:t>
       </w:r>
-      <w:hyperlink r:id="rId77">
+      <w:hyperlink r:id="rId79">
         <w:r>
           <w:rPr>
             <w:rStyle w:val="Hyperlink"/>
@@ -43062,7 +44050,7 @@
       <w:r>
         <w:t xml:space="preserve"> </w:t>
       </w:r>
-      <w:hyperlink r:id="rId108">
+      <w:hyperlink r:id="rId110">
         <w:r>
           <w:rPr>
             <w:rStyle w:val="Hyperlink"/>
@@ -43174,7 +44162,7 @@
         <w:t xml:space="preserve">.</w:t>
       </w:r>
     </w:p>
-    <w:bookmarkEnd w:id="109"/>
+    <w:bookmarkEnd w:id="111"/>
     <w:p>
       <w:pPr>
         <w:pStyle w:val="BodyText"/>
@@ -43623,14 +44611,14 @@
           <w:rPr>
             <w:rStyle w:val="Hyperlink"/>
           </w:rPr>
-          <w:t xml:space="preserve">Lemma 1</w:t>
+          <w:t xml:space="preserve">Lemma 2</w:t>
         </w:r>
       </w:hyperlink>
       <w:r>
         <w:t xml:space="preserve">.</w:t>
       </w:r>
     </w:p>
-    <w:bookmarkStart w:id="110" w:name="thm-cor-bounds"/>
+    <w:bookmarkStart w:id="112" w:name="thm-cor-bounds"/>
     <w:p>
       <w:pPr>
         <w:pStyle w:val="BodyText"/>
@@ -43879,7 +44867,7 @@
         </m:oMath>
       </m:oMathPara>
     </w:p>
-    <w:bookmarkEnd w:id="110"/>
+    <w:bookmarkEnd w:id="112"/>
     <w:p>
       <w:pPr>
         <w:pStyle w:val="FirstParagraph"/>
@@ -45101,7 +46089,7 @@
         <w:t xml:space="preserve">.</w:t>
       </w:r>
     </w:p>
-    <w:bookmarkStart w:id="118" w:name="exm-cor-auto"/>
+    <w:bookmarkStart w:id="120" w:name="exm-cor-auto"/>
     <w:p>
       <w:pPr>
         <w:pStyle w:val="BodyText"/>
@@ -45111,7 +46099,7 @@
           <w:b/>
           <w:bCs/>
         </w:rPr>
-        <w:t xml:space="preserve">Example 18 (Correlation of horsepower and fuel economy)</w:t>
+        <w:t xml:space="preserve">Example 19 (Correlation of horsepower and fuel economy)</w:t>
       </w:r>
       <w:r>
         <w:t xml:space="preserve"> </w:t>
@@ -45165,7 +46153,7 @@
       <w:r>
         <w:t xml:space="preserve"> </w:t>
       </w:r>
-      <w:hyperlink r:id="rId111">
+      <w:hyperlink r:id="rId113">
         <w:r>
           <w:rPr>
             <w:rStyle w:val="VerbatimChar"/>
@@ -45197,7 +46185,7 @@
       <w:r>
         <w:t xml:space="preserve"> </w:t>
       </w:r>
-      <w:hyperlink r:id="rId112">
+      <w:hyperlink r:id="rId114">
         <w:r>
           <w:rPr>
             <w:rStyle w:val="VerbatimChar"/>
@@ -45229,7 +46217,7 @@
       <w:r>
         <w:t xml:space="preserve"> </w:t>
       </w:r>
-      <w:hyperlink r:id="rId113">
+      <w:hyperlink r:id="rId115">
         <w:r>
           <w:rPr>
             <w:rStyle w:val="VerbatimChar"/>
@@ -46951,7 +47939,7 @@
       <w:tr>
         <w:tc>
           <w:tcPr/>
-          <w:bookmarkStart w:id="117" w:name="fig-cor-auto"/>
+          <w:bookmarkStart w:id="119" w:name="fig-cor-auto"/>
           <w:p>
             <w:pPr>
               <w:pStyle w:val="Compact"/>
@@ -46962,18 +47950,18 @@
                 <wp:inline>
                   <wp:extent cx="4620126" cy="3234088"/>
                   <wp:effectExtent b="0" l="0" r="0" t="0"/>
-                  <wp:docPr descr="" title="" id="115" name="Picture"/>
+                  <wp:docPr descr="" title="" id="117" name="Picture"/>
                   <a:graphic>
                     <a:graphicData uri="http://schemas.openxmlformats.org/drawingml/2006/picture">
                       <pic:pic>
                         <pic:nvPicPr>
-                          <pic:cNvPr descr="variance-covariance_files/figure-docx/fig-cor-auto-1.png" id="116" name="Picture"/>
+                          <pic:cNvPr descr="variance-covariance_files/figure-docx/fig-cor-auto-1.png" id="118" name="Picture"/>
                           <pic:cNvPicPr>
                             <a:picLocks noChangeArrowheads="1" noChangeAspect="1"/>
                           </pic:cNvPicPr>
                         </pic:nvPicPr>
                         <pic:blipFill>
-                          <a:blip r:embed="rId114"/>
+                          <a:blip r:embed="rId116"/>
                           <a:stretch>
                             <a:fillRect/>
                           </a:stretch>
@@ -47013,7 +48001,7 @@
               <w:t xml:space="preserve">Figure 2: Miles per gallon against horsepower for the cars in the Auto data. Cars with more horsepower tend to have lower fuel economy.</w:t>
             </w:r>
           </w:p>
-          <w:bookmarkEnd w:id="117"/>
+          <w:bookmarkEnd w:id="119"/>
         </w:tc>
       </w:tr>
     </w:tbl>
@@ -47160,7 +48148,7 @@
         <w:t xml:space="preserve">deviations by the same count, which cancels.</w:t>
       </w:r>
     </w:p>
-    <w:bookmarkEnd w:id="118"/>
+    <w:bookmarkEnd w:id="120"/>
     <w:p>
       <w:pPr>
         <w:pStyle w:val="BodyText"/>
@@ -47171,7 +48159,7 @@
       <w:r>
         <w:t xml:space="preserve"> </w:t>
       </w:r>
-      <w:hyperlink r:id="rId119">
+      <w:hyperlink r:id="rId121">
         <w:r>
           <w:rPr>
             <w:rStyle w:val="Hyperlink"/>
@@ -47188,7 +48176,7 @@
       <w:r>
         <w:t xml:space="preserve"> </w:t>
       </w:r>
-      <w:hyperlink r:id="rId120">
+      <w:hyperlink r:id="rId122">
         <w:r>
           <w:rPr>
             <w:rStyle w:val="Hyperlink"/>
@@ -47218,8 +48206,8 @@
         <w:t xml:space="preserve">.</w:t>
       </w:r>
     </w:p>
-    <w:bookmarkEnd w:id="121"/>
-    <w:bookmarkStart w:id="133" w:name="references"/>
+    <w:bookmarkEnd w:id="123"/>
+    <w:bookmarkStart w:id="135" w:name="references"/>
     <w:p>
       <w:pPr>
         <w:pStyle w:val="Heading2"/>
@@ -47228,8 +48216,8 @@
         <w:t xml:space="preserve">References</w:t>
       </w:r>
     </w:p>
-    <w:bookmarkStart w:id="132" w:name="refs"/>
-    <w:bookmarkStart w:id="122" w:name="ref-wikipedia_errors_and_residuals"/>
+    <w:bookmarkStart w:id="134" w:name="refs"/>
+    <w:bookmarkStart w:id="124" w:name="ref-wikipedia_errors_and_residuals"/>
     <w:p>
       <w:pPr>
         <w:pStyle w:val="Bibliography"/>
@@ -47285,8 +48273,8 @@
         </w:r>
       </w:hyperlink>
     </w:p>
-    <w:bookmarkEnd w:id="122"/>
-    <w:bookmarkStart w:id="124" w:name="ref-wikipedia_variance"/>
+    <w:bookmarkEnd w:id="124"/>
+    <w:bookmarkStart w:id="126" w:name="ref-wikipedia_variance"/>
     <w:p>
       <w:pPr>
         <w:pStyle w:val="Bibliography"/>
@@ -47333,7 +48321,7 @@
       <w:r>
         <w:t xml:space="preserve"> </w:t>
       </w:r>
-      <w:hyperlink r:id="rId123">
+      <w:hyperlink r:id="rId125">
         <w:r>
           <w:rPr>
             <w:rStyle w:val="Hyperlink"/>
@@ -47342,8 +48330,8 @@
         </w:r>
       </w:hyperlink>
     </w:p>
-    <w:bookmarkEnd w:id="124"/>
-    <w:bookmarkStart w:id="126" w:name="ref-wikipedia_covariance"/>
+    <w:bookmarkEnd w:id="126"/>
+    <w:bookmarkStart w:id="128" w:name="ref-wikipedia_covariance"/>
     <w:p>
       <w:pPr>
         <w:pStyle w:val="Bibliography"/>
@@ -47390,7 +48378,7 @@
       <w:r>
         <w:t xml:space="preserve"> </w:t>
       </w:r>
-      <w:hyperlink r:id="rId125">
+      <w:hyperlink r:id="rId127">
         <w:r>
           <w:rPr>
             <w:rStyle w:val="Hyperlink"/>
@@ -47399,8 +48387,8 @@
         </w:r>
       </w:hyperlink>
     </w:p>
-    <w:bookmarkEnd w:id="126"/>
-    <w:bookmarkStart w:id="127" w:name="ref-billingsley1995probability"/>
+    <w:bookmarkEnd w:id="128"/>
+    <w:bookmarkStart w:id="129" w:name="ref-billingsley1995probability"/>
     <w:p>
       <w:pPr>
         <w:pStyle w:val="Bibliography"/>
@@ -47431,8 +48419,8 @@
         <w:t xml:space="preserve">, 3rd ed. in Wiley series in probability and mathematical statistics. New York: Wiley, 1995.</w:t>
       </w:r>
     </w:p>
-    <w:bookmarkEnd w:id="127"/>
-    <w:bookmarkStart w:id="129" w:name="ref-CaseBerg01"/>
+    <w:bookmarkEnd w:id="129"/>
+    <w:bookmarkStart w:id="131" w:name="ref-CaseBerg01"/>
     <w:p>
       <w:pPr>
         <w:pStyle w:val="Bibliography"/>
@@ -47465,7 +48453,7 @@
       <w:r>
         <w:t xml:space="preserve"> </w:t>
       </w:r>
-      <w:hyperlink r:id="rId128">
+      <w:hyperlink r:id="rId130">
         <w:r>
           <w:rPr>
             <w:rStyle w:val="Hyperlink"/>
@@ -47474,8 +48462,8 @@
         </w:r>
       </w:hyperlink>
     </w:p>
-    <w:bookmarkEnd w:id="129"/>
-    <w:bookmarkStart w:id="131" w:name="ref-fiveminuteai_probstat"/>
+    <w:bookmarkEnd w:id="131"/>
+    <w:bookmarkStart w:id="133" w:name="ref-fiveminuteai_probstat"/>
     <w:p>
       <w:pPr>
         <w:pStyle w:val="Bibliography"/>
@@ -47507,7 +48495,7 @@
       <w:r>
         <w:t xml:space="preserve"> </w:t>
       </w:r>
-      <w:hyperlink r:id="rId130">
+      <w:hyperlink r:id="rId132">
         <w:r>
           <w:rPr>
             <w:rStyle w:val="Hyperlink"/>
@@ -47516,9 +48504,9 @@
         </w:r>
       </w:hyperlink>
     </w:p>
-    <w:bookmarkEnd w:id="131"/>
-    <w:bookmarkEnd w:id="132"/>
     <w:bookmarkEnd w:id="133"/>
+    <w:bookmarkEnd w:id="134"/>
+    <w:bookmarkEnd w:id="135"/>
     <w:sectPr>
       <w:footnotePr>
         <w:numRestart w:val="eachSect"/>
